--- a/SCALE-READINESS-REPORT.docx
+++ b/SCALE-READINESS-REPORT.docx
@@ -339,7 +339,23 @@
                 <w:sz w:val="20"/>
                 <w:szCs w:val="20"/>
               </w:rPr>
-              <w:t xml:space="preserve">The console only ever shows the newest 500 records per section. Older ones become invisible.</w:t>
+              <w:t xml:space="preserve">Most console sections only ever </w:t>
+            </w:r>
+            <w:r>
+              <w:rPr>
+                <w:i/>
+                <w:iCs/>
+                <w:sz w:val="20"/>
+                <w:szCs w:val="20"/>
+              </w:rPr>
+              <w:t xml:space="preserve">show</w:t>
+            </w:r>
+            <w:r>
+              <w:rPr>
+                <w:sz w:val="20"/>
+                <w:szCs w:val="20"/>
+              </w:rPr>
+              <w:t xml:space="preserve"> the newest 500 records. Nothing is lost — every record stays stored — but older ones become invisible.</w:t>
             </w:r>
           </w:p>
         </w:tc>
@@ -741,27 +757,82 @@
         <w:jc w:val="left"/>
       </w:pPr>
       <w:r>
-        <w:t xml:space="preserve">Every section of the console (Practitioners, Requests, Sessions, Payouts, and so on) asks the database for </w:t>
-      </w:r>
-      <w:r>
-        <w:rPr>
-          <w:b/>
-          <w:bCs/>
-        </w:rPr>
-        <w:t xml:space="preserve">the 500 most recent records and nothing else</w:t>
-      </w:r>
-      <w:r>
-        <w:t xml:space="preserve">. It then does all the filtering and searching </w:t>
+        <w:rPr>
+          <w:b/>
+          <w:bCs/>
+        </w:rPr>
+        <w:t xml:space="preserve">First, the thing to be clear about: nothing is ever lost.</w:t>
+      </w:r>
+      <w:r>
+        <w:t xml:space="preserve"> No record is refused, overwritten or deleted because of any limit. Every application, practitioner, session and request you have ever received is stored, permanently and in full. This is entirely a problem with what the console </w:t>
       </w:r>
       <w:r>
         <w:rPr>
           <w:i/>
           <w:iCs/>
         </w:rPr>
+        <w:t xml:space="preserve">shows you</w:t>
+      </w:r>
+      <w:r>
+        <w:t xml:space="preserve">, not with what the system </w:t>
+      </w:r>
+      <w:r>
+        <w:rPr>
+          <w:i/>
+          <w:iCs/>
+        </w:rPr>
+        <w:t xml:space="preserve">keeps</w:t>
+      </w:r>
+      <w:r>
+        <w:t xml:space="preserve">.</w:t>
+      </w:r>
+    </w:p>
+    <w:p>
+      <w:pPr>
+        <w:spacing w:after="160" w:line="300"/>
+        <w:jc w:val="left"/>
+      </w:pPr>
+      <w:r>
+        <w:t xml:space="preserve">With that said: most sections of the console (Practitioners, Requests, Sessions, Payouts, Confirmations, Photos, Agreements) ask the database for </w:t>
+      </w:r>
+      <w:r>
+        <w:rPr>
+          <w:b/>
+          <w:bCs/>
+        </w:rPr>
+        <w:t xml:space="preserve">the 500 most recent records and nothing else</w:t>
+      </w:r>
+      <w:r>
+        <w:t xml:space="preserve">. It then does all the filtering and searching </w:t>
+      </w:r>
+      <w:r>
+        <w:rPr>
+          <w:i/>
+          <w:iCs/>
+        </w:rPr>
         <w:t xml:space="preserve">inside the browser</w:t>
       </w:r>
       <w:r>
         <w:t xml:space="preserve">, on those 500 records only.</w:t>
+      </w:r>
+    </w:p>
+    <w:p>
+      <w:pPr>
+        <w:spacing w:after="160" w:line="300"/>
+        <w:jc w:val="left"/>
+      </w:pPr>
+      <w:r>
+        <w:t xml:space="preserve">The 500 is </w:t>
+      </w:r>
+      <w:r>
+        <w:rPr>
+          <w:b/>
+          <w:bCs/>
+        </w:rPr>
+        <w:t xml:space="preserve">per section, not shared</w:t>
+      </w:r>
+      <w:r>
+        <w:t xml:space="preserve"> — 500 practitioners and 500 sessions are both fetched in full; they do not compete for one budget. A few sections differ: the Gallery and the Team list stop at 200, and the Activity tab has no limit at all because it pages properly.</w:t>
       </w:r>
     </w:p>
     <w:p>
@@ -837,11 +908,60 @@
     </w:p>
     <w:p>
       <w:pPr>
-        <w:spacing w:after="160" w:line="300"/>
-        <w:jc w:val="left"/>
-      </w:pPr>
-      <w:r>
-        <w:t xml:space="preserve">There is no "Page 2". There is no warning message. The records are in the database, safe and sound — the console simply never asks for them.</w:t>
+        <w:pStyle w:val="ListParagraph"/>
+        <w:numPr>
+          <w:ilvl w:val="0"/>
+          <w:numId w:val="2"/>
+        </w:numPr>
+        <w:spacing w:after="100"/>
+      </w:pPr>
+      <w:r>
+        <w:t xml:space="preserve">Older practitioners lose </w:t>
+      </w:r>
+      <w:r>
+        <w:rPr>
+          <w:i/>
+          <w:iCs/>
+        </w:rPr>
+        <w:t xml:space="preserve">fields</w:t>
+      </w:r>
+      <w:r>
+        <w:t xml:space="preserve">, not just rows. Phone, state, address, T-shirt size and experience all come from the application record. Once a practitioner's application falls outside the newest 500 applications, those columns render as "—" — so the Master Data tab, whose whole purpose is offline contact details, shows practitioners with no phone number.</w:t>
+      </w:r>
+    </w:p>
+    <w:p>
+      <w:pPr>
+        <w:spacing w:after="160" w:line="300"/>
+        <w:jc w:val="left"/>
+      </w:pPr>
+      <w:r>
+        <w:rPr>
+          <w:b/>
+          <w:bCs/>
+        </w:rPr>
+        <w:t xml:space="preserve">The Practitioners tab lies worse than the others.</w:t>
+      </w:r>
+      <w:r>
+        <w:t xml:space="preserve"> It merges two separate 500-limits — the newest 500 applications and the newest 500 practitioners — so its badge can read anything up to </w:t>
+      </w:r>
+      <w:r>
+        <w:rPr>
+          <w:b/>
+          <w:bCs/>
+        </w:rPr>
+        <w:t xml:space="preserve">1,000</w:t>
+      </w:r>
+      <w:r>
+        <w:t xml:space="preserve">. A round "500" at least looks like a limit; a number like 947 reads as a genuine total, and nobody thinks to question it. With 3,000 applications and 800 practitioners you would see roughly 1,000 rows and around 2,800 people would be invisible.</w:t>
+      </w:r>
+    </w:p>
+    <w:p>
+      <w:pPr>
+        <w:spacing w:after="160" w:line="300"/>
+        <w:jc w:val="left"/>
+      </w:pPr>
+      <w:r>
+        <w:t xml:space="preserve">There is no "Page 2". There is no warning message. The records are all in the database, safe and complete — the console simply never asks for them.</w:t>
       </w:r>
     </w:p>
     <w:p>
